--- a/submission/out/성과보고서_1부_v4.docx
+++ b/submission/out/성과보고서_1부_v4.docx
@@ -438,7 +438,7 @@
               <w:rPr>
                 <w:b w:val="0"/>
               </w:rPr>
-              <w:t>AI가 기기 라벨을 읽고 보호자 알림을 쓰며, 규칙이 배터리와 전원 도착을 비교해 담당자가 승인한다.</w:t>
+              <w:t>AI가 라벨을 읽고 알림을 쓰며, 규칙이 배터리·전원 도착을 비교해 담당자가 승인.</w:t>
             </w:r>
           </w:p>
           <w:p>
@@ -749,7 +749,7 @@
                 <w:rFonts w:hint="eastAsia"/>
                 <w:b w:val="0"/>
               </w:rPr>
-              <w:t>ㅇ AI 접근방법: Claude Sonnet이 ① 라벨 글자만 옮기고(가린 글자 보완 금지) DB와 정확히 일치할 때만 기종을 정하고, ② 담당자 결정을 쉬운 글·음성 보호자 알림으로 쓴다(규칙과 다른 AI의 역추출 대조를 통과해야 발송). 생명과 직결된 배터리 하한·배정은 검증 가능한 규칙(답변서: 규칙 기반도 원안 취지에 부합), 결정은 담당자.</w:t>
+              <w:t>ㅇ AI 접근방법: Claude Sonnet이 ① 라벨 글자만 옮기고(가린 글자 보완 금지) DB와 정확히 일치할 때만 기종을 정한다. ② 담당자가 정한 시각·할 일을 쉬운 글·음성 알림으로 쓰고, 다른 AI가 글만 읽어 되뽑은 내용이 결정과 맞아야 담당자 확인 후보가 된다(시연용, 발송 기능 없음). 생명과 직결된 배터리 하한·배정은 검증 가능한 규칙(답변서: 규칙 기반도 원안 취지에 부합), 결정은 담당자.</w:t>
             </w:r>
           </w:p>
           <w:p>
@@ -822,7 +822,7 @@
                 <w:rFonts w:hint="eastAsia"/>
                 <w:b w:val="0"/>
               </w:rPr>
-              <w:t xml:space="preserve"> - 빈틈(32,000회): 가정 추첨 90% 이상에서 공백이 남는 기기×정전 조합 현행 14곳, 도구 12곳. PG&amp;E식 배터리 사전 배치(보급률 가정·미검수): 별도 8,000회에서 공백 5.3~24.8% 추가 감소(보급률별), 그 시드 빈틈 13곳 중 11곳 닫힘</w:t>
+              <w:t xml:space="preserve"> - 빈틈(32,000회): 가정 추첨 90% 이상에서 공백이 남는 기기×정전 조합 현행 14곳, 도구 12곳(0시간 산소 별도). PG&amp;E식 배터리 사전 배치(보급률 가정·미검수): 별도 8,000회에서 공백 5.3~24.8% 추가 감소(보급률별), 그 시드 빈틈 13곳 중 11곳 닫힘</w:t>
             </w:r>
           </w:p>
           <w:p>
@@ -861,7 +861,7 @@
                 <w:rFonts w:hint="eastAsia"/>
                 <w:b w:val="0"/>
               </w:rPr>
-              <w:t xml:space="preserve"> - AI 판독(실측 분포, 2,000회): 판독 미확정 24/90을 넣어도 도구 17.2% 감소, 판독 정확도의 공백 효과는 확인 안 됨(없음 대비 AI +0.5%, 완전 판독 −0.3%, 검토 인력 무한 가정) → AI 몫은 수동검토 대상 축소(가설. 등록 기종 자동 확정 AI 66/90, OCR 16/90, 판독 없음 0/90)</w:t>
+              <w:t xml:space="preserve"> - AI 판독(실측 분포, 2,000회): 판독 미확정 24/90을 넣어도 도구 17.2% 감소, 정확도 효과 미확인(없음 대비 AI +0.5%, 완전 판독 −0.3%, 검토 인력 무한 가정) → AI 몫은 수동검토 축소 가설(자동 확정 AI 66/90, OCR 16/90, 판독 없음 0/90)</w:t>
             </w:r>
           </w:p>
           <w:p>
@@ -874,7 +874,7 @@
                 <w:rFonts w:hint="eastAsia"/>
                 <w:b w:val="0"/>
               </w:rPr>
-              <w:t xml:space="preserve"> - 보호자 알림(봉인, 공개 난수 시험셋): AI 글 발송 56/60, 독립 레드팀이 쓴 틀린 글 70건 중 4건 통과(5.7%, 예측 '5% 이하' 틀림), 맞는 글 오거부 3/30. 쉬운 정도는 고정 문안과 비슷(AI 판정 18:14)</w:t>
+              <w:t xml:space="preserve"> - 보호자 알림(봉인, 시연용·담당자 확인 뒤 발송): 공개 난수 시험셋 AI 글 통과 56/60(95% 84~97%). Claude 레드팀 에이전트가 틀리게 쓴 글 70건 중 4건 통과(5.7%, 95% 2.2~13.8%, 예측 틀림: 경고 대상·수단 덧붙임·기기 이름·구급대 연결), 맞는 글 잘못 막음 3/30. 쉬움 우위 미확인(AI 판정 18:14·같음 24)</w:t>
             </w:r>
           </w:p>
           <w:p>
@@ -900,7 +900,7 @@
                 <w:rFonts w:hint="eastAsia"/>
                 <w:b w:val="0"/>
               </w:rPr>
-              <w:t xml:space="preserve"> - 사전등록: 실행 전 예측 18/22, 예비·사전 분석 뒤 확인 36/38(틀린 6개 공개, 미검정·판정 불가 2건 제외). 엔진은 별도 Python 재구현과 553/553 일치</w:t>
+              <w:t xml:space="preserve"> - 사전등록: 실행 전 예측 18/22, 예비·사전 분석 뒤 확인 35/37(틀린 6개 공개, 미검정·판정 불가 2건 제외). 엔진은 별도 Python 재구현과 553/553 일치</w:t>
             </w:r>
           </w:p>
           <w:p>
@@ -913,7 +913,7 @@
                 <w:rFonts w:hint="eastAsia"/>
                 <w:b w:val="0"/>
               </w:rPr>
-              <w:t xml:space="preserve">ㅇ 원안 대비 기여: 판단식을 실행형 도구로, KPI '모의정전 50건'을 수만 회로. 환자 데이터 0(합성), 이미지 서비스 무저장(국외 AI 사업자 최대 30일), 의료기기 아님. 현행 대 개선 반복 비교 틀은 해커톤 출품작 JEONJO에서 착안(코드 미사용, </w:t>
+              <w:t xml:space="preserve">ㅇ 원안 대비 기여: 판단식을 실행형 도구로, KPI '모의정전 50건'을 수만 회로. 합성 데이터, 이미지 무저장(국외 AI 사업자 최대 30일), 의료기기 아님. 반복 비교 틀은 해커톤 출품작 JEONJO에서 착안(코드 미사용, </w:t>
             </w:r>
             <w:hyperlink r:id="rId8">
               <w:r>

--- a/submission/out/성과보고서_1부_v4.docx
+++ b/submission/out/성과보고서_1부_v4.docx
@@ -783,7 +783,7 @@
                 <w:rFonts w:hint="eastAsia"/>
                 <w:b w:val="0"/>
               </w:rPr>
-              <w:t>ㅇ 결과(합성 가구·자원 위의 모의. 매개변수 장부 83개 중 58개와 자원·보완안 값은 가정. 예측·기준·코드 해시는 결과 전 커밋, 시뮬레이션은 OpenTimestamps 시각 증명)</w:t>
+              <w:t>ㅇ 결과(합성 가구·자원 위 모의. 매개변수 장부 83개 중 58개와 자원·보완안 값은 가정. 예측·코드 해시는 결과 전 커밋·OpenTimestamps 증명)</w:t>
             </w:r>
           </w:p>
           <w:p>
@@ -822,7 +822,7 @@
                 <w:rFonts w:hint="eastAsia"/>
                 <w:b w:val="0"/>
               </w:rPr>
-              <w:t xml:space="preserve"> - 빈틈(32,000회): 가정 추첨 90% 이상에서 공백이 남는 기기×정전 조합 현행 14곳, 도구 12곳(0시간 산소 별도). PG&amp;E식 배터리 사전 배치(보급률 가정·미검수): 별도 8,000회에서 공백 5.3~24.8% 추가 감소(보급률별), 그 시드 빈틈 13곳 중 11곳 닫힘</w:t>
+              <w:t xml:space="preserve"> - 빈틈(32,000회): 가정 추첨 90% 이상에서 공백이 남는 기기×정전 조합 현행 14곳, 도구 12곳(0시간 산소 별도). PG&amp;E식 배터리 사전 배치(보급률 가정): 8,000회에서 공백 5.3~24.8% 추가 감소, 그 시드 빈틈 13곳 중 11곳 닫힘</w:t>
             </w:r>
           </w:p>
           <w:p>
@@ -874,7 +874,7 @@
                 <w:rFonts w:hint="eastAsia"/>
                 <w:b w:val="0"/>
               </w:rPr>
-              <w:t xml:space="preserve"> - 보호자 알림(봉인, 시연용·담당자 확인 뒤 발송): 공개 난수 시험셋 AI 글 통과 56/60(95% 84~97%). Claude 레드팀 에이전트가 틀리게 쓴 글 70건 중 4건 통과(5.7%, 95% 2.2~13.8%, 예측 틀림: 경고 대상·수단 덧붙임·기기 이름·구급대 연결), 맞는 글 잘못 막음 3/30. 쉬움 우위 미확인(AI 판정 18:14·같음 24)</w:t>
+              <w:t xml:space="preserve"> - 보호자 알림(봉인 당시 검사 기준, 시연용·담당자 확인 뒤 발송): 공개 난수 시험셋 AI 글 통과 56/60(95% 84~97%). 개발 세션이 띄운 Claude 에이전트가 틀리게 쓴 글 70건 중 4건 통과(5.7%, 95% 2.2~13.8%, 예측 틀림: 경고 대상·수단 덧붙임·기기 이름·구급대 연결), 맞는 글 잘못 막음 3/30(95% 3.5~25.6%). 쉬움 우위 미확인(AI 판정 탐색 18:14·같음 24)</w:t>
             </w:r>
           </w:p>
           <w:p>
@@ -887,7 +887,7 @@
                 <w:rFonts w:hint="eastAsia"/>
                 <w:b w:val="0"/>
               </w:rPr>
-              <w:t xml:space="preserve"> - 표적 사전 배치(별도 2,000회, 평시 등록 정보로만 순위·기종 확인 가정): 같은 양의 배터리를 하한이 짧은 집부터 두면 무작위보다 공백 0.8% 추가 감소, 1시간급 72.7%→60.2%, 3·8시간급과 휴대형 산소는 늘어남</w:t>
+              <w:t xml:space="preserve"> - 표적 사전 배치(2,000회, 평시 등록 정보만·기종 확인 가정): 같은 양의 배터리를 하한이 짧은 집부터 두면 무작위보다 공백 0.8% 추가 감소, 1시간급 72.7%→60.2%, 3·8시간급과 휴대형 산소는 늘어남</w:t>
             </w:r>
           </w:p>
           <w:p>
@@ -900,7 +900,7 @@
                 <w:rFonts w:hint="eastAsia"/>
                 <w:b w:val="0"/>
               </w:rPr>
-              <w:t xml:space="preserve"> - 사전등록: 실행 전 예측 18/22, 예비·사전 분석 뒤 확인 35/37(틀린 6개 공개, 미검정·판정 불가 2건 제외). 엔진은 별도 Python 재구현과 553/553 일치</w:t>
+              <w:t xml:space="preserve"> - 사전등록: 실행 전 예측 18/22, 예비·사전 분석 뒤 확인 35/37(틀린 6개 공개, 미검정·판정 불가 2건·구조 확인 1건 제외). 엔진은 별도 Python 재구현과 553/553 일치</w:t>
             </w:r>
           </w:p>
           <w:p>
@@ -1041,7 +1041,7 @@
                 <w:rFonts w:hint="eastAsia"/>
                 <w:b w:val="0"/>
               </w:rPr>
-              <w:t>ㅇ 실데이터: 가정 복구 분포가 정부 382건의 3~6시간을 재현 못 함 → 실측 분포로 재실행. 가구·자원 합성, 라벨 렌더 → 보건소 도상훈련</w:t>
+              <w:t>ㅇ 가정 복구 분포가 정부 382건의 3~6시간을 재현 못 해 실측 분포로 재실행. 가구·자원·라벨은 합성 → 도상훈련</w:t>
             </w:r>
           </w:p>
         </w:tc>

--- a/submission/out/성과보고서_1부_v4.docx
+++ b/submission/out/성과보고서_1부_v4.docx
@@ -783,7 +783,7 @@
                 <w:rFonts w:hint="eastAsia"/>
                 <w:b w:val="0"/>
               </w:rPr>
-              <w:t>ㅇ 결과(합성 가구·자원 위 모의. 매개변수 장부 83개 중 58개와 자원·보완안 값은 가정. 예측·코드 해시는 결과 전 커밋·OpenTimestamps 증명)</w:t>
+              <w:t>ㅇ 결과(합성 가구·자원 위 모의. 매개변수 장부 83개 중 58개와 자원·보완안 값은 가정. 예측·코드 해시는 결과 전 커밋·OpenTimestamps 비트코인 증명)</w:t>
             </w:r>
           </w:p>
           <w:p>
@@ -822,7 +822,7 @@
                 <w:rFonts w:hint="eastAsia"/>
                 <w:b w:val="0"/>
               </w:rPr>
-              <w:t xml:space="preserve"> - 빈틈(32,000회): 가정 추첨 90% 이상에서 공백이 남는 기기×정전 조합 현행 14곳, 도구 12곳(0시간 산소 별도). PG&amp;E식 배터리 사전 배치(보급률 가정): 8,000회에서 공백 5.3~24.8% 추가 감소, 그 시드 빈틈 13곳 중 11곳 닫힘</w:t>
+              <w:t xml:space="preserve"> - 빈틈(32,000회): 가정 추첨 90% 이상에서 공백이 남는 기기×정전 조합 현행 14곳, 도구 12곳(0시간 산소 별도). PG&amp;E식 사전 배치(보급률 가정·미검수): 8,000회에서 공백 5.3~24.8% 추가 감소, 별도 시드 빈틈 13곳 중 11곳 닫힘</w:t>
             </w:r>
           </w:p>
           <w:p>
@@ -1041,7 +1041,7 @@
                 <w:rFonts w:hint="eastAsia"/>
                 <w:b w:val="0"/>
               </w:rPr>
-              <w:t>ㅇ 가정 복구 분포가 정부 382건의 3~6시간을 재현 못 해 실측 분포로 재실행. 가구·자원·라벨은 합성 → 도상훈련</w:t>
+              <w:t>ㅇ 가정 복구 분포가 정부 382건의 3~6시간을 재현 못 해 실측 분포로 재실행. 가구·자원·라벨은 합성 → 보건소 도상훈련 필요</w:t>
             </w:r>
           </w:p>
         </w:tc>

--- a/submission/out/성과보고서_1부_v4.docx
+++ b/submission/out/성과보고서_1부_v4.docx
@@ -809,7 +809,7 @@
                 <w:rFonts w:hint="eastAsia"/>
                 <w:b w:val="0"/>
               </w:rPr>
-              <w:t xml:space="preserve"> - 순서 규칙: 단순 규칙(짧은 순·가까운 순)과 24개 조건에서 차이 없음·3개는 단순 규칙이 나음, 합산하면 가까운 순이 0.6% 나음 → 효과는 전원·기록 연결에서 나옴</w:t>
+              <w:t xml:space="preserve"> - 순서 규칙: 단순 규칙(짧은 순·가까운 순)과 24개 조건에서 차이 없음·3개는 단순 규칙이 나음, 합산하면 가까운 순이 0.6% 나음</w:t>
             </w:r>
           </w:p>
           <w:p>
@@ -835,7 +835,7 @@
                 <w:rFonts w:hint="eastAsia"/>
                 <w:b w:val="0"/>
               </w:rPr>
-              <w:t xml:space="preserve"> - 실측 정전시간(정부 382건 분포, 낙관 조건, 2,000회): 도구 16.5% 감소. 1시간급 인공호흡기 가구 공백 비율은 95.8% 그대로(준비·이동이 배터리보다 김)</w:t>
+              <w:t xml:space="preserve"> - 실측 정전시간(정부 382건 분포, 낙관 조건, 2,000회): 도구 16.5% 감소. 1시간급 인공호흡기 가구 공백 비율은 95.8% 그대로</w:t>
             </w:r>
           </w:p>
           <w:p>
@@ -874,7 +874,7 @@
                 <w:rFonts w:hint="eastAsia"/>
                 <w:b w:val="0"/>
               </w:rPr>
-              <w:t xml:space="preserve"> - 보호자 알림(봉인 당시 검사 기준, 시연용·담당자 확인 뒤 발송): 공개 난수 시험셋 AI 글 통과 56/60(95% 84~97%). 개발 세션이 띄운 Claude 에이전트가 틀리게 쓴 글 70건 중 4건 통과(5.7%, 95% 2.2~13.8%, 예측 틀림: 경고 대상·수단 덧붙임·기기 이름·구급대 연결), 맞는 글 잘못 막음 3/30(95% 3.5~25.6%). 쉬움 우위 미확인(AI 판정 탐색 18:14·같음 24)</w:t>
+              <w:t xml:space="preserve"> - 보호자 알림(봉인 당시 검사 기준, 시연용·담당자 확인 뒤 발송): 난수 시험셋 AI 글 통과 56/60(95% 84~97%). 개발 세션이 띄운 Claude Opus(검사기와 같은 모델)가 틀리게 쓴 글 70건 중 4건 통과(5.7%, 95% 2.2~13.8%, 예측 틀림: 경고 대상·수단 덧붙임·기기 이름·구급대 연결), 맞는 글 잘못 막음 3/30(95% 3.5~25.6%). 쉬움 우위 없음(AI 판정 탐색 18:14·같음 24, 예측 틀림, 모순 19쌍 빼면 7:11)</w:t>
             </w:r>
           </w:p>
           <w:p>
@@ -900,7 +900,7 @@
                 <w:rFonts w:hint="eastAsia"/>
                 <w:b w:val="0"/>
               </w:rPr>
-              <w:t xml:space="preserve"> - 사전등록: 실행 전 예측 18/22, 예비·사전 분석 뒤 확인 35/37(틀린 6개 공개, 미검정·판정 불가 2건·구조 확인 1건 제외). 엔진은 별도 Python 재구현과 553/553 일치</w:t>
+              <w:t xml:space="preserve"> - 사전등록: 실행 전 예측 18/22, 예비·사전 분석 뒤 확인 35/37(틀린 6개 공개, 미검정·판정 불가 2건·구조 확인 1건 제외). 엔진은 Python 재구현과 553/553 일치</w:t>
             </w:r>
           </w:p>
           <w:p>
@@ -1114,7 +1114,7 @@
                 <w:rFonts w:hint="eastAsia"/>
                 <w:b w:val="0"/>
               </w:rPr>
-              <w:t>ㅇ 지자체·보건소: 정전 즉시 먼저 꺼질 집에 전원 승인, 정전 전 사전 배치 대상 선정.</w:t>
+              <w:t>ㅇ 지자체·보건소: 정전 때 먼저 꺼질 집에 전원 승인, 정전 전 사전 배치 대상 선정.</w:t>
             </w:r>
           </w:p>
           <w:p>

--- a/submission/out/성과보고서_1부_v4.docx
+++ b/submission/out/성과보고서_1부_v4.docx
@@ -874,7 +874,7 @@
                 <w:rFonts w:hint="eastAsia"/>
                 <w:b w:val="0"/>
               </w:rPr>
-              <w:t xml:space="preserve"> - 보호자 알림(봉인 당시 검사 기준, 시연용·담당자 확인 뒤 발송): 난수 시험셋 AI 글 통과 56/60(95% 84~97%). 개발 세션이 띄운 Claude Opus(검사기와 같은 모델)가 틀리게 쓴 글 70건 중 4건 통과(5.7%, 95% 2.2~13.8%, 예측 틀림: 경고 대상·수단 덧붙임·기기 이름·구급대 연결), 맞는 글 잘못 막음 3/30(95% 3.5~25.6%). 쉬움 우위 없음(AI 판정 탐색 18:14·같음 24, 예측 틀림, 모순 19쌍 빼면 7:11)</w:t>
+              <w:t xml:space="preserve"> - 보호자 알림(봉인 당시 검사 기준, 시연용·담당자 확인 뒤 발송, 발송 기능은 없음): 난수 시험셋 AI 글 통과 56/60(95% 84~97%), 6건은 같은 시각 경고 모순(봉인 뒤 고침). Claude Opus(검사기와 같은 모델)가 틀리게 쓴 글 70건 중 4건 통과(5.7%, 95% 2.2~13.8%, 예측 틀림: 경고 대상·수단 덧붙임·기기 이름·구급대 연결, 글자 규칙 16건·AI 대조 66건이 막음), 맞는 글 잘못 막음 3/30(95% 3.5~25.6%). 쉬움은 AI 판정 탐색 18:14·같음 24로 차이 없음(p≈0.6, 예측 틀림)</w:t>
             </w:r>
           </w:p>
           <w:p>
@@ -1042,6 +1042,19 @@
                 <w:b w:val="0"/>
               </w:rPr>
               <w:t>ㅇ 가정 복구 분포가 정부 382건의 3~6시간을 재현 못 해 실측 분포로 재실행. 가구·자원·라벨은 합성 → 보건소 도상훈련 필요</w:t>
+            </w:r>
+          </w:p>
+          <w:p>
+            <w:pPr>
+              <w:wordWrap/>
+              <w:spacing w:after="0" w:line="14" w:lineRule="atLeast"/>
+            </w:pPr>
+            <w:r>
+              <w:rPr>
+                <w:rFonts w:hint="eastAsia"/>
+                <w:b w:val="0"/>
+              </w:rPr>
+              <w:t>ㅇ 한계·개선: 알림 검사와 우회 글이 같은 AI 계열이고 사람 평가가 없음 → 보호자 평가로 검증</w:t>
             </w:r>
           </w:p>
         </w:tc>

--- a/submission/out/성과보고서_1부_v4.docx
+++ b/submission/out/성과보고서_1부_v4.docx
@@ -749,7 +749,7 @@
                 <w:rFonts w:hint="eastAsia"/>
                 <w:b w:val="0"/>
               </w:rPr>
-              <w:t>ㅇ AI 접근방법: Claude Sonnet이 ① 라벨 글자만 옮기고(가린 글자 보완 금지) DB와 정확히 일치할 때만 기종을 정한다. ② 담당자가 정한 시각·할 일을 쉬운 글·음성 알림으로 쓰고, 다른 AI가 글만 읽어 되뽑은 내용이 결정과 맞아야 담당자 확인 후보가 된다(시연용, 발송 기능 없음). 생명과 직결된 배터리 하한·배정은 검증 가능한 규칙(답변서: 규칙 기반도 원안 취지에 부합), 결정은 담당자.</w:t>
+              <w:t>ㅇ AI 접근방법: Claude Sonnet이 ① 라벨 글자만 옮기고(가린 글자 보완 금지) DB와 정확히 일치할 때만 기종을 정한다. ② 규칙·담당자가 정한 시각·할 일을 쉬운 글로 쓰고, 다른 AI가 글만 읽어 되뽑은 내용이 결정과 맞아야 담당자 확인 후보가 된다(시연용, 발송 기능 없음). 생명과 직결된 배터리 하한·배정은 검증 가능한 규칙(답변서: 규칙 기반도 원안 취지에 부합), 결정은 담당자.</w:t>
             </w:r>
           </w:p>
           <w:p>
@@ -783,7 +783,7 @@
                 <w:rFonts w:hint="eastAsia"/>
                 <w:b w:val="0"/>
               </w:rPr>
-              <w:t>ㅇ 결과(합성 가구·자원 위 모의. 매개변수 장부 83개 중 58개와 자원·보완안 값은 가정. 예측·코드 해시는 결과 전 커밋·OpenTimestamps 비트코인 증명)</w:t>
+              <w:t>ㅇ 결과(합성 가구·자원 위 모의. 매개변수 장부 83개 중 58개와 자원·보완안 값은 가정. 예측·코드 해시는 결과 전 커밋·비트코인 증명, S9는 실행 뒤)</w:t>
             </w:r>
           </w:p>
           <w:p>
@@ -874,7 +874,7 @@
                 <w:rFonts w:hint="eastAsia"/>
                 <w:b w:val="0"/>
               </w:rPr>
-              <w:t xml:space="preserve"> - 보호자 알림(봉인 당시 검사 기준, 시연용·담당자 확인 뒤 발송, 발송 기능은 없음): 난수 시험셋 AI 글 통과 56/60(95% 84~97%), 6건은 같은 시각 경고 모순(봉인 뒤 고침). Claude Opus(검사기와 같은 모델)가 틀리게 쓴 글 70건 중 4건 통과(5.7%, 95% 2.2~13.8%, 예측 틀림: 경고 대상·수단 덧붙임·기기 이름·구급대 연결, 글자 규칙 16건·AI 대조 66건이 막음), 맞는 글 잘못 막음 3/30(95% 3.5~25.6%). 쉬움은 AI 판정 탐색 18:14·같음 24로 차이 없음(p≈0.6, 예측 틀림)</w:t>
+              <w:t xml:space="preserve"> - 보호자 알림(봉인 당시 검사 기준, 시연용·담당자 확인 뒤 발송): 난수 시험셋 AI 글 통과 56/60(95% 84~97%), 6건은 같은 시각 경고 모순(봉인 뒤 고침). 검사기와 같은 Claude Opus가 틀리게 쓴 글 70건 중 4건 통과(5.7%, 95% 2.2~13.8%, 예측 틀림: 경고 대상·수단 덧붙임·기기 이름·구급대 연결. 따로 돌리면 글자 규칙 16건·AI 대조 66건, 앞은 뒤에 포함), 맞는 글 잘못 막음 3/30(95% 3.5~25.6%). 쉬움은 AI 판정 탐색 18:14·같음 24로 AI 우세 근거 없음(p≈0.6, 예측 틀림)</w:t>
             </w:r>
           </w:p>
           <w:p>

--- a/submission/out/성과보고서_1부_v4.docx
+++ b/submission/out/성과보고서_1부_v4.docx
@@ -220,10 +220,7 @@
               <w:rPr>
                 <w:rFonts w:ascii="맑은 고딕" w:eastAsia="맑은 고딕"/>
                 <w:b w:val="0"/>
-                <w:i/>
-                <w:color w:val="0000FF"/>
                 <w:sz w:val="24"/>
-                <w:u w:val="single" w:color="FF0000"/>
               </w:rPr>
               <w:t>기기 라벨 판독·보호자 알림 AI와 정전 리허설 시뮬레이션: 전력의존 가구 비상전원 연결 도구</w:t>
             </w:r>
@@ -301,10 +298,7 @@
               <w:rPr>
                 <w:rFonts w:ascii="맑은 고딕" w:eastAsia="맑은 고딕"/>
                 <w:b w:val="0"/>
-                <w:i/>
-                <w:color w:val="0000FF"/>
                 <w:sz w:val="24"/>
-                <w:u w:val="single" w:color="FF0000"/>
               </w:rPr>
               <w:t>12번. 전력안심망 AI</w:t>
             </w:r>
@@ -783,7 +777,7 @@
                 <w:rFonts w:hint="eastAsia"/>
                 <w:b w:val="0"/>
               </w:rPr>
-              <w:t>ㅇ 결과(합성 가구·자원 위 모의. 매개변수 장부 83개 중 58개와 자원·보완안 값은 가정. 예측·코드 해시는 결과 전 커밋·비트코인 증명, S9는 실행 뒤)</w:t>
+              <w:t>ㅇ 결과(합성 가구·자원 위 모의. 매개변수 장부 83개 중 58개와 자원·보완안 값은 가정. 예측·코드 해시는 결과 전 커밋, 비트코인 증명은 실행 시작 뒤)</w:t>
             </w:r>
           </w:p>
           <w:p>
@@ -874,7 +868,7 @@
                 <w:rFonts w:hint="eastAsia"/>
                 <w:b w:val="0"/>
               </w:rPr>
-              <w:t xml:space="preserve"> - 보호자 알림(봉인 당시 검사 기준, 시연용·담당자 확인 뒤 발송): 난수 시험셋 AI 글 통과 56/60(95% 84~97%), 6건은 같은 시각 경고 모순(봉인 뒤 고침). 검사기와 같은 Claude Opus가 틀리게 쓴 글 70건 중 4건 통과(5.7%, 95% 2.2~13.8%, 예측 틀림: 경고 대상·수단 덧붙임·기기 이름·구급대 연결. 따로 돌리면 글자 규칙 16건·AI 대조 66건, 앞은 뒤에 포함), 맞는 글 잘못 막음 3/30(95% 3.5~25.6%). 쉬움은 AI 판정 탐색 18:14·같음 24로 AI 우세 근거 없음(p≈0.6, 예측 틀림)</w:t>
+              <w:t xml:space="preserve"> - 보호자 알림(봉인 당시 검사 기준, 시연용·담당자 확인 뒤 발송): 난수 시험셋 AI 글 통과 56/60(95% 84~97%), 6건은 같은 시각 경고 모순(봉인 뒤 고침). 검사기와 같은 Claude Opus가 틀리게 쓴 글 70건 중 4건 통과(5.7%, 95% 2.2~13.8%, 예측 틀림: 경고 대상·수단 덧붙임·기기 이름·구급대 연결. 따로 돌리면 글자 규칙 16건·AI 대조 66건, 앞은 뒤에 포함), 맞는 글 잘못 막음 3/30(95% 3.5~25.6%). 쉬움은 AI 판정 탐색 18:14·같음 24(AI:고정), AI 우세 근거 없음(p≈0.6, 'AI ≤ 고정' 예측 틀림)</w:t>
             </w:r>
           </w:p>
           <w:p>

--- a/submission/out/성과보고서_1부_v4.docx
+++ b/submission/out/성과보고서_1부_v4.docx
@@ -743,7 +743,7 @@
                 <w:rFonts w:hint="eastAsia"/>
                 <w:b w:val="0"/>
               </w:rPr>
-              <w:t>ㅇ AI 접근방법: Claude Sonnet이 ① 라벨 글자만 옮기고(가린 글자 보완 금지) DB와 정확히 일치할 때만 기종을 정한다. ② 규칙·담당자가 정한 시각·할 일을 쉬운 글로 쓰고, 다른 AI가 글만 읽어 되뽑은 내용이 결정과 맞아야 담당자 확인 후보가 된다(시연용, 발송 기능 없음). 생명과 직결된 배터리 하한·배정은 검증 가능한 규칙(답변서: 규칙 기반도 원안 취지에 부합), 결정은 담당자.</w:t>
+              <w:t>ㅇ AI 접근방법: Claude Sonnet이 ① 라벨 글자만 옮기고(가린 글자 보완 금지) DB와 정확히 일치할 때만 기종을 정한다. ② 규칙·담당자가 정한 시각·할 일을 쉬운 글로 쓰고, 다른 AI가 글만 읽어 되뽑은 내용이 결정과 맞아야 담당자 확인 후보가 된다(검사: 시각·수단·경고·할 일·금지 표현. 시연용·발송 기능 없음). 생명과 직결된 배터리 하한·배정은 검증 가능한 규칙(답변서상 원안 취지에 부합), 결정은 담당자.</w:t>
             </w:r>
           </w:p>
           <w:p>
@@ -790,7 +790,7 @@
                 <w:rFonts w:hint="eastAsia"/>
                 <w:b w:val="0"/>
               </w:rPr>
-              <w:t xml:space="preserve"> - 도구 대 현행: 비상전원이 가구 1.5~6곳당 1대 있다고 가정하면(현행 절차엔 연결 단계 없음) 합성 정전 5,400건, 27개 조건 모두 우세, 공백 가구·시간 15.0% 감소(조건별 5.8~28.8%)</w:t>
+              <w:t xml:space="preserve"> - 도구 대 현행: 비상전원 가구 1.5~6곳당 1대 가정(현행 절차엔 연결 단계 없음) 합성 정전 5,400건, 27개 조건 모두 우세, 공백 가구·시간 15.0% 감소(조건별 5.8~28.8%)</w:t>
             </w:r>
           </w:p>
           <w:p>
@@ -868,7 +868,7 @@
                 <w:rFonts w:hint="eastAsia"/>
                 <w:b w:val="0"/>
               </w:rPr>
-              <w:t xml:space="preserve"> - 보호자 알림(봉인 당시 검사 기준, 시연용·담당자 확인 뒤 발송): 난수 시험셋 AI 글 통과 56/60(95% 84~97%), 6건은 같은 시각 경고 모순(봉인 뒤 고침). 검사기와 같은 Claude Opus가 틀리게 쓴 글 70건 중 4건 통과(5.7%, 95% 2.2~13.8%, 예측 틀림: 경고 대상·수단 덧붙임·기기 이름·구급대 연결. 따로 돌리면 글자 규칙 16건·AI 대조 66건, 앞은 뒤에 포함), 맞는 글 잘못 막음 3/30(95% 3.5~25.6%). 쉬움은 AI 판정 탐색 18:14·같음 24(AI:고정), AI 우세 근거 없음(p≈0.6, 'AI ≤ 고정' 예측 틀림)</w:t>
+              <w:t xml:space="preserve"> - 보호자 알림(봉인 당시 검사 기준, 시연용·담당자 확인 뒤 발송): 난수 시험셋 AI 글 통과 56/60(95% 84~97%). 나간 글 중 모순 9/60(AI 6건은 같은 시각 경고 모순·고정 문안 3건, 고정 문안 전체 19/60, 봉인 뒤 고침). 검사기와 같은 Claude Opus가 틀리게 쓴 글 70건 중 4건 통과(5.7%, 95% 2.2~13.8%, 예측 틀림: 경고 대상·수단 덧붙임·기기 이름·구급대 연결. 따로 돌리면 글자 규칙 16건·AI 대조 66건, 앞은 뒤에 포함), 맞는 글 잘못 막음 3/30(95% 3.5~25.6%). 쉬움은 AI 판정 탐색 18:14·같음 24(AI:고정), AI 우세 근거 없음(p≈0.6, 'AI ≤ 고정' 예측 틀림)</w:t>
             </w:r>
           </w:p>
           <w:p>
@@ -881,7 +881,7 @@
                 <w:rFonts w:hint="eastAsia"/>
                 <w:b w:val="0"/>
               </w:rPr>
-              <w:t xml:space="preserve"> - 표적 사전 배치(2,000회, 평시 등록 정보만·기종 확인 가정): 같은 양의 배터리를 하한이 짧은 집부터 두면 무작위보다 공백 0.8% 추가 감소, 1시간급 72.7%→60.2%, 3·8시간급과 휴대형 산소는 늘어남</w:t>
+              <w:t xml:space="preserve"> - 표적 배치(2,000회, 평시 정보·기종 확인): 하한 짧은 집부터 두면 무작위보다 공백 0.8% 추가 감소, 1시간급 72.7%→60.2%, 3·8시간급·휴대형 산소는 늘어남</w:t>
             </w:r>
           </w:p>
           <w:p>
@@ -907,21 +907,7 @@
                 <w:rFonts w:hint="eastAsia"/>
                 <w:b w:val="0"/>
               </w:rPr>
-              <w:t xml:space="preserve">ㅇ 원안 대비 기여: 판단식을 실행형 도구로, KPI '모의정전 50건'을 수만 회로. 합성 데이터, 이미지 무저장(국외 AI 사업자 최대 30일), 의료기기 아님. 반복 비교 틀은 해커톤 출품작 JEONJO에서 착안(코드 미사용, </w:t>
-            </w:r>
-            <w:hyperlink r:id="rId8">
-              <w:r>
-                <w:rPr>
-                  <w:rFonts w:hint="eastAsia"/>
-                </w:rPr>
-                <w:t xml:space="preserve">https://power-safety-net-ai.vercel.app/about#inspiration</w:t>
-              </w:r>
-            </w:hyperlink>
-            <w:r>
-              <w:rPr>
-                <w:rFonts w:hint="eastAsia"/>
-              </w:rPr>
-              <w:t>).</w:t>
+              <w:t>ㅇ 원안 대비 기여: 판단식을 도구로, 실증 모의정전 50건을 수만 회로. 원안 KPI 미달(모의·사후): 하한이 모의 실제보다 긴 가구·회 14.9%(목표 0건), 자동 확정 66/90(목표 95%). 합성 데이터, 이미지 무저장(국외 사업자 최대 30일), 의료기기 아님. 반복 비교 틀은 해커톤 출품작 JEONJO에서 착안(코드 미사용, /about).</w:t>
             </w:r>
           </w:p>
         </w:tc>
@@ -1048,7 +1034,7 @@
                 <w:rFonts w:hint="eastAsia"/>
                 <w:b w:val="0"/>
               </w:rPr>
-              <w:t>ㅇ 한계·개선: 알림 검사와 우회 글이 같은 AI 계열이고 사람 평가가 없음 → 보호자 평가로 검증</w:t>
+              <w:t>ㅇ 한계·개선: 알림 검사·우회 글이 같은 AI 계열, 사람 평가 없음 → 보호자 평가</w:t>
             </w:r>
           </w:p>
         </w:tc>
@@ -1121,7 +1107,7 @@
                 <w:rFonts w:hint="eastAsia"/>
                 <w:b w:val="0"/>
               </w:rPr>
-              <w:t>ㅇ 지자체·보건소: 정전 때 먼저 꺼질 집에 전원 승인, 정전 전 사전 배치 대상 선정.</w:t>
+              <w:t>ㅇ 지자체·보건소: 정전 때 먼저 꺼질 집에 전원 승인, 사전 배치 대상 선정.</w:t>
             </w:r>
           </w:p>
           <w:p>
@@ -1155,6 +1141,7 @@
     </w:tbl>
     <w:p>
       <w:pPr>
+        <w:spacing w:before="0" w:after="0" w:line="20" w:lineRule="exact"/>
         <w:rPr>
           <w:sz w:val="4"/>
           <w:szCs w:val="4"/>

--- a/submission/out/성과보고서_1부_v4.docx
+++ b/submission/out/성과보고서_1부_v4.docx
@@ -743,7 +743,7 @@
                 <w:rFonts w:hint="eastAsia"/>
                 <w:b w:val="0"/>
               </w:rPr>
-              <w:t>ㅇ AI 접근방법: Claude Sonnet이 ① 라벨 글자만 옮기고(가린 글자 보완 금지) DB와 정확히 일치할 때만 기종을 정한다. ② 규칙·담당자가 정한 시각·할 일을 쉬운 글로 쓰고, 다른 AI가 글만 읽어 되뽑은 내용이 결정과 맞아야 담당자 확인 후보가 된다(검사: 시각·수단·경고·할 일·금지 표현. 시연용·발송 기능 없음). 생명과 직결된 배터리 하한·배정은 검증 가능한 규칙(답변서상 원안 취지에 부합), 결정은 담당자.</w:t>
+              <w:t>ㅇ AI 접근방법: Claude Sonnet이 ① 라벨 글자만 옮기고(가린 글자 보완 금지) DB와 정확히 일치할 때만 기종을 정한다. ② 규칙·담당자가 정한 시각·할 일을 쉬운 글로 쓰고, 다른 AI가 글만 읽어 되뽑은 내용이 결정과 맞아야 담당자 확인 후보가 된다(검사: 시각·수단·경고·할 일·금지 표현. 시연용·발송 기능 없음). 생명 직결 배터리 하한·배정은 검증 가능한 규칙(답변서상 원안 취지에 부합), 결정은 담당자.</w:t>
             </w:r>
           </w:p>
           <w:p>
@@ -790,7 +790,7 @@
                 <w:rFonts w:hint="eastAsia"/>
                 <w:b w:val="0"/>
               </w:rPr>
-              <w:t xml:space="preserve"> - 도구 대 현행: 비상전원 가구 1.5~6곳당 1대 가정(현행 절차엔 연결 단계 없음) 합성 정전 5,400건, 27개 조건 모두 우세, 공백 가구·시간 15.0% 감소(조건별 5.8~28.8%)</w:t>
+              <w:t xml:space="preserve"> - 도구 대 현행: 비상전원 가구 1.5~6곳당 1대 가정(현행엔 연결 단계 없음) 합성 정전 5,400건·27개 조건 모두 우세, 공백 가구·시간 15.0% 감소(조건별 5.8~28.8%)</w:t>
             </w:r>
           </w:p>
           <w:p>
@@ -868,7 +868,7 @@
                 <w:rFonts w:hint="eastAsia"/>
                 <w:b w:val="0"/>
               </w:rPr>
-              <w:t xml:space="preserve"> - 보호자 알림(봉인 당시 검사 기준, 시연용·담당자 확인 뒤 발송): 난수 시험셋 AI 글 통과 56/60(95% 84~97%). 나간 글 중 모순 9/60(AI 6건은 같은 시각 경고 모순·고정 문안 3건, 고정 문안 전체 19/60, 봉인 뒤 고침). 검사기와 같은 Claude Opus가 틀리게 쓴 글 70건 중 4건 통과(5.7%, 95% 2.2~13.8%, 예측 틀림: 경고 대상·수단 덧붙임·기기 이름·구급대 연결. 따로 돌리면 글자 규칙 16건·AI 대조 66건, 앞은 뒤에 포함), 맞는 글 잘못 막음 3/30(95% 3.5~25.6%). 쉬움은 AI 판정 탐색 18:14·같음 24(AI:고정), AI 우세 근거 없음(p≈0.6, 'AI ≤ 고정' 예측 틀림)</w:t>
+              <w:t xml:space="preserve"> - 보호자 알림(봉인 당시 검사 기준, 시연용·담당자 확인 뒤 발송): 난수 시험셋 AI 글 통과 56/60(95% 84~97%). 나간 글 중 봉인 뒤 결함 판정 17/60(같은 시각 경고 모순 AI 6·고정 문안 3, 외장 합산 미표기 AI 8; 고정 문안 전체 19/60 모순, 모두 고침). 같은 Claude Opus가 틀리게 쓴 글 70건 중 4건 통과(5.7%, 95% 2.2~13.8%, 예측 틀림: 경고 대상·수단 덧붙임·기기 이름·구급대 연결 놓침), 맞는 글 잘못 막음 3/30(95% 3.5~25.6%). 쉬움은 AI 판정 탐색 18:14·같음 24(AI:고정), AI 우세 근거 없음(p≈0.6, 'AI ≤ 고정' 예측 틀림). 배터리 시각은 계산 하한이라 '더 일찍 떨어질 수 있음'을 늘 붙임(KPI 14.9%, 아래)</w:t>
             </w:r>
           </w:p>
           <w:p>

--- a/submission/out/성과보고서_1부_v4.docx
+++ b/submission/out/성과보고서_1부_v4.docx
@@ -432,7 +432,7 @@
               <w:rPr>
                 <w:b w:val="0"/>
               </w:rPr>
-              <w:t>AI가 라벨을 읽고 알림을 쓰며, 규칙이 배터리·전원 도착을 비교해 담당자가 승인.</w:t>
+              <w:t>AI는 라벨 판독·알림(글·음성), 규칙은 배터리·전원 도착 비교, 결정은 담당자.</w:t>
             </w:r>
           </w:p>
           <w:p>
@@ -743,7 +743,7 @@
                 <w:rFonts w:hint="eastAsia"/>
                 <w:b w:val="0"/>
               </w:rPr>
-              <w:t>ㅇ AI 접근방법: Claude Sonnet이 ① 라벨 글자만 옮기고(가린 글자 보완 금지) DB와 정확히 일치할 때만 기종을 정한다. ② 규칙·담당자가 정한 시각·할 일을 쉬운 글로 쓰고, 다른 AI가 글만 읽어 되뽑은 내용이 결정과 맞아야 담당자 확인 후보가 된다(검사: 시각·수단·경고·할 일·금지 표현. 시연용·발송 기능 없음). 생명 직결 배터리 하한·배정은 검증 가능한 규칙(답변서상 원안 취지에 부합), 결정은 담당자.</w:t>
+              <w:t>ㅇ AI 접근방법: Claude Sonnet이 ① 라벨 글자만 옮기고(가린 글자 보완 금지) DB와 정확히 일치할 때만 기종을 정한다. ② 규칙·담당자가 정한 시각·할 일을 쉬운 글로 쓰고, 다른 AI가 글만 읽어 되뽑은 내용이 결정과 맞아야 담당자 확인 후보가 된다(검사: 시각·수단·경고·할 일·금지 표현. 시연용·발송 기능 없음). 생명 직결 배터리 하한·배정은 검증 가능한 규칙(답변서상 허용), 결정은 담당자.</w:t>
             </w:r>
           </w:p>
           <w:p>
@@ -868,7 +868,7 @@
                 <w:rFonts w:hint="eastAsia"/>
                 <w:b w:val="0"/>
               </w:rPr>
-              <w:t xml:space="preserve"> - 보호자 알림(봉인 당시 검사 기준, 시연용·담당자 확인 뒤 발송): 난수 시험셋 AI 글 통과 56/60(95% 84~97%). 나간 글 중 봉인 뒤 결함 판정 17/60(같은 시각 경고 모순 AI 6·고정 문안 3, 외장 합산 미표기 AI 8; 고정 문안 전체 19/60 모순, 모두 고침). 같은 Claude Opus가 틀리게 쓴 글 70건 중 4건 통과(5.7%, 95% 2.2~13.8%, 예측 틀림: 경고 대상·수단 덧붙임·기기 이름·구급대 연결 놓침), 맞는 글 잘못 막음 3/30(95% 3.5~25.6%). 쉬움은 AI 판정 탐색 18:14·같음 24(AI:고정), AI 우세 근거 없음(p≈0.6, 'AI ≤ 고정' 예측 틀림). 배터리 시각은 계산 하한이라 '더 일찍 떨어질 수 있음'을 늘 붙임(KPI 14.9%, 아래)</w:t>
+              <w:t xml:space="preserve"> - 보호자 알림(봉인 당시 검사 기준, 시연용·담당자 확인 뒤 발송): 담당자 결정을 AI가 쉬운 글로 쓰고 브라우저가 읽어 줌. 119·123과 '계산값이라 더 일찍 떨어질 수 있음'은 코드가 붙임. 난수 시험셋 AI 글 통과 56/60(95% 84~97%), 나간 글 중 봉인 뒤 결함 판정 20/60(모순·외장 합산 미표기·경고 누락, 모두 고침). 검사기와 같은 모델(Claude Opus)이 틀리게 쓴 글 70건 중 4건 통과(5.7%, 95% 2.2~13.8%, 예측 틀림: 경고 대상·수단 덧붙임·기기 이름·구급대 연결 놓침), 맞는 글 잘못 막음 3/30(95% 3.5~25.6%). 쉬움은 AI 판정 탐색 18:14·같음 24(AI:고정), AI 우세 근거 없음(p≈0.6, 'AI ≤ 고정' 예측 틀림)</w:t>
             </w:r>
           </w:p>
           <w:p>
@@ -907,7 +907,7 @@
                 <w:rFonts w:hint="eastAsia"/>
                 <w:b w:val="0"/>
               </w:rPr>
-              <w:t>ㅇ 원안 대비 기여: 판단식을 도구로, 실증 모의정전 50건을 수만 회로. 원안 KPI 미달(모의·사후): 하한이 모의 실제보다 긴 가구·회 14.9%(목표 0건), 자동 확정 66/90(목표 95%). 합성 데이터, 이미지 무저장(국외 사업자 최대 30일), 의료기기 아님. 반복 비교 틀은 해커톤 출품작 JEONJO에서 착안(코드 미사용, /about).</w:t>
+              <w:t>ㅇ 원안 대비 기여: 판단식을 도구로, 실증 모의정전 50건을 수만 회로. 원안 KPI(모의·사후): 하한이 모의 실제보다 긴 가구·회 14.9%(목표 0건)·자동 확정 66/90(목표 95%) 미달, 미확인 모델 검토 30/30 충족. 합성 데이터, 이미지 무저장(국외 사업자 최대 30일), 의료기기 아님. 반복 비교 틀은 해커톤 출품작 JEONJO에서 착안(코드 미사용, /about).</w:t>
             </w:r>
           </w:p>
         </w:tc>

--- a/submission/out/성과보고서_1부_v4.docx
+++ b/submission/out/성과보고서_1부_v4.docx
@@ -868,7 +868,7 @@
                 <w:rFonts w:hint="eastAsia"/>
                 <w:b w:val="0"/>
               </w:rPr>
-              <w:t xml:space="preserve"> - 보호자 알림(봉인 당시 검사 기준, 시연용·담당자 확인 뒤 발송): 담당자 결정을 AI가 쉬운 글로 쓰고 브라우저가 읽어 줌. 119·123과 '계산값이라 더 일찍 떨어질 수 있음'은 코드가 붙임. 난수 시험셋 AI 글 통과 56/60(95% 84~97%), 나간 글 중 봉인 뒤 결함 판정 20/60(모순·외장 합산 미표기·경고 누락, 모두 고침). 검사기와 같은 모델(Claude Opus)이 틀리게 쓴 글 70건 중 4건 통과(5.7%, 95% 2.2~13.8%, 예측 틀림: 경고 대상·수단 덧붙임·기기 이름·구급대 연결 놓침), 맞는 글 잘못 막음 3/30(95% 3.5~25.6%). 쉬움은 AI 판정 탐색 18:14·같음 24(AI:고정), AI 우세 근거 없음(p≈0.6, 'AI ≤ 고정' 예측 틀림)</w:t>
+              <w:t xml:space="preserve"> - 보호자 알림(봉인 당시 검사 기준, 시연용·담당자 확인 뒤 발송): 담당자 결정을 AI가 쉬운 글로 쓰고 브라우저가 낭독. 119·123과 '계산값이라 더 일찍 떨어질 수 있음'은 코드가 붙임. 시험셋 AI 글 통과 56/60(95% 84~97%), 나간 글 중 봉인 뒤 결함 판정 21/60(모순·외장 미표기·경고 누락·없는 약속; '적어도'는 기준 변경이라 제외, 고친 검사 미측정). 검사기와 같은 Claude Opus가 틀리게 쓴 글 70건 중 4건 통과(5.7%, 95% 2.2~13.8%, 예측 틀림: 경고 대상·수단 덧붙임·기기 이름·구급대 연결 놓침), 맞는 글 잘못 막음 3/30(95% 3.5~25.6%). 쉬움은 AI 판정 탐색 18:14·같음 24(AI:고정), AI 우세 근거 없음(p≈0.6, 'AI ≤ 고정' 예측 틀림)</w:t>
             </w:r>
           </w:p>
           <w:p>

--- a/submission/out/성과보고서_1부_v4.docx
+++ b/submission/out/성과보고서_1부_v4.docx
@@ -432,7 +432,7 @@
               <w:rPr>
                 <w:b w:val="0"/>
               </w:rPr>
-              <w:t>AI는 라벨 판독·알림(글·음성), 규칙은 배터리·전원 도착 비교, 결정은 담당자.</w:t>
+              <w:t>AI는 라벨 판독·쉬운 알림 글, 규칙은 배터리·전원 도착 비교, 결정은 담당자.</w:t>
             </w:r>
           </w:p>
           <w:p>
@@ -558,7 +558,7 @@
                 <w:rFonts w:hint="eastAsia"/>
                 <w:b w:val="0"/>
               </w:rPr>
-              <w:t>ㅇ 정전 즉시 배터리·복구·전원 도착을 비교해 비상전원·119 제안, 담당자 승인</w:t>
+              <w:t>ㅇ 정전 즉시 배터리·복구·도착 비교로 전원·119 제안, 승인 뒤 AI 보호자 알림</w:t>
             </w:r>
           </w:p>
           <w:p>
@@ -868,7 +868,7 @@
                 <w:rFonts w:hint="eastAsia"/>
                 <w:b w:val="0"/>
               </w:rPr>
-              <w:t xml:space="preserve"> - 보호자 알림(봉인 당시 검사 기준, 시연용·담당자 확인 뒤 발송): 담당자 결정을 AI가 쉬운 글로 쓰고 브라우저가 낭독. 119·123과 '계산값이라 더 일찍 떨어질 수 있음'은 코드가 붙임. 시험셋 AI 글 통과 56/60(95% 84~97%), 나간 글 중 봉인 뒤 결함 판정 21/60(모순·외장 미표기·경고 누락·없는 약속; '적어도'는 기준 변경이라 제외, 고친 검사 미측정). 검사기와 같은 Claude Opus가 틀리게 쓴 글 70건 중 4건 통과(5.7%, 95% 2.2~13.8%, 예측 틀림: 경고 대상·수단 덧붙임·기기 이름·구급대 연결 놓침), 맞는 글 잘못 막음 3/30(95% 3.5~25.6%). 쉬움은 AI 판정 탐색 18:14·같음 24(AI:고정), AI 우세 근거 없음(p≈0.6, 'AI ≤ 고정' 예측 틀림)</w:t>
+              <w:t xml:space="preserve"> - 보호자 알림(봉인 당시 검사 기준, 시연용·담당자 확인 뒤 발송): 담당자 결정을 AI가 쉬운 글로 쓰고 브라우저가 낭독(봉인 뒤 '더 일찍 떨어질 수 있음' 문장 추가). AI 글 통과 56/60(95% 84~97%). 나간 글 봉인 뒤 결함 판정 21/60(모순·외장 미표기·경고 누락·없는 약속, AI 18·고정 문안 3; '적어도'는 기준 변경이라 제외) → 검사 고침, 새 사례 미측정. 검사기와 같은 Claude Opus가 틀리게 쓴 글 70건 중 4건 통과(5.7%, 95% 2.2~13.8%, 예측 틀림: 경고 대상·수단 덧붙임·기기 이름·구급대 연결 놓침), 맞는 글 잘못 막음 3/30(95% 3.5~25.6%). 쉬움은 AI 판정 탐색 18:14·같음 24(AI:고정), AI 우세 근거 없음(p≈0.6, 'AI ≤ 고정' 예측 틀림)</w:t>
             </w:r>
           </w:p>
           <w:p>

--- a/submission/out/성과보고서_1부_v4.docx
+++ b/submission/out/성과보고서_1부_v4.docx
@@ -450,7 +450,7 @@
               <w:rPr>
                 <w:b w:val="0"/>
               </w:rPr>
-              <w:t>가정한 비상전원을 기록과 잇자 현행보다 공백 가구·시간 15.0% 감소(모의).</w:t>
+              <w:t>가정한 비상전원을 등록 가구와 잇자 현행보다 공백 가구·시간 15.0% 감소(모의).</w:t>
             </w:r>
           </w:p>
         </w:tc>
